--- a/files/ihtar.docx
+++ b/files/ihtar.docx
@@ -2,6 +2,49 @@
 <file path=word/document.xml><?xml version="1.0" encoding="utf-8"?>
 <w:document xmlns:wpc="http://schemas.microsoft.com/office/word/2010/wordprocessingCanvas" xmlns:cx="http://schemas.microsoft.com/office/drawing/2014/chartex" xmlns:cx1="http://schemas.microsoft.com/office/drawing/2015/9/8/chartex" xmlns:cx2="http://schemas.microsoft.com/office/drawing/2015/10/21/chartex" xmlns:cx3="http://schemas.microsoft.com/office/drawing/2016/5/9/chartex" xmlns:cx4="http://schemas.microsoft.com/office/drawing/2016/5/10/chartex" xmlns:cx5="http://schemas.microsoft.com/office/drawing/2016/5/11/chartex" xmlns:cx6="http://schemas.microsoft.com/office/drawing/2016/5/12/chartex" xmlns:cx7="http://schemas.microsoft.com/office/drawing/2016/5/13/chartex" xmlns:cx8="http://schemas.microsoft.com/office/drawing/2016/5/14/chartex" xmlns:mc="http://schemas.openxmlformats.org/markup-compatibility/2006" xmlns:aink="http://schemas.microsoft.com/office/drawing/2016/ink" xmlns:am3d="http://schemas.microsoft.com/office/drawing/2017/model3d" xmlns:o="urn:schemas-microsoft-com:office:office" xmlns:oel="http://schemas.microsoft.com/office/2019/extlst" xmlns:r="http://schemas.openxmlformats.org/officeDocument/2006/relationships" xmlns:m="http://schemas.openxmlformats.org/officeDocument/2006/math" xmlns:v="urn:schemas-microsoft-com:vml" xmlns:wp14="http://schemas.microsoft.com/office/word/2010/wordprocessingDrawing" xmlns:wp="http://schemas.openxmlformats.org/drawingml/2006/wordprocessingDrawing" xmlns:w10="urn:schemas-microsoft-com:office:word" xmlns:w="http://schemas.openxmlformats.org/wordprocessingml/2006/main" xmlns:w14="http://schemas.microsoft.com/office/word/2010/wordml" xmlns:w15="http://schemas.microsoft.com/office/word/2012/wordml" xmlns:w16cex="http://schemas.microsoft.com/office/word/2018/wordml/cex" xmlns:w16cid="http://schemas.microsoft.com/office/word/2016/wordml/cid" xmlns:w16="http://schemas.microsoft.com/office/word/2018/wordml" xmlns:w16du="http://schemas.microsoft.com/office/word/2023/wordml/word16du" xmlns:w16sdtdh="http://schemas.microsoft.com/office/word/2020/wordml/sdtdatahash" xmlns:w16sdtfl="http://schemas.microsoft.com/office/word/2024/wordml/sdtformatlock" xmlns:w16se="http://schemas.microsoft.com/office/word/2015/wordml/symex" xmlns:wpg="http://schemas.microsoft.com/office/word/2010/wordprocessingGroup" xmlns:wpi="http://schemas.microsoft.com/office/word/2010/wordprocessingInk" xmlns:wne="http://schemas.microsoft.com/office/word/2006/wordml" xmlns:wps="http://schemas.microsoft.com/office/word/2010/wordprocessingShape" mc:Ignorable="w14 w15 w16se w16cid w16 w16cex w16sdtdh w16sdtfl w16du wp14">
   <w:body>
+    <w:p>
+      <w:pPr>
+        <w:pStyle w:val="Normal2"/>
+        <w:jc w:val="center"/>
+        <w:rPr>
+          <w:b/>
+          <w:bCs/>
+          <w:sz w:val="24"/>
+          <w:szCs w:val="24"/>
+        </w:rPr>
+      </w:pPr>
+      <w:r>
+        <w:rPr>
+          <w:b/>
+          <w:bCs/>
+          <w:sz w:val="24"/>
+          <w:szCs w:val="24"/>
+        </w:rPr>
+        <w:t>T.C.</w:t>
+      </w:r>
+    </w:p>
+    <w:p>
+      <w:pPr>
+        <w:pStyle w:val="Normal2"/>
+        <w:jc w:val="center"/>
+        <w:rPr>
+          <w:b/>
+          <w:bCs/>
+          <w:sz w:val="24"/>
+          <w:szCs w:val="24"/>
+        </w:rPr>
+      </w:pPr>
+      <w:r>
+        <w:rPr>
+          <w:b/>
+          <w:bCs/>
+          <w:noProof/>
+          <w:sz w:val="24"/>
+          <w:szCs w:val="24"/>
+        </w:rPr>
+        <w:t>BEŞİKTAŞ 5. NOTERLİĞİ</w:t>
+      </w:r>
+    </w:p>
     <w:p>
       <w:pPr>
         <w:pStyle w:val="Normal2"/>
@@ -62,6 +105,7 @@
         </w:rPr>
         <w:t>KEŞİDECİ</w:t>
       </w:r>
+      <w:proofErr w:type="gramStart"/>
       <w:r>
         <w:rPr>
           <w:b/>
@@ -86,7 +130,16 @@
           <w:sz w:val="24"/>
           <w:szCs w:val="24"/>
         </w:rPr>
-        <w:t>ARI FİNANSAL KİRALAMA A.Ş.</w:t>
+        <w:t>ARI</w:t>
+      </w:r>
+      <w:proofErr w:type="gramEnd"/>
+      <w:r>
+        <w:rPr>
+          <w:b/>
+          <w:sz w:val="24"/>
+          <w:szCs w:val="24"/>
+        </w:rPr>
+        <w:t xml:space="preserve"> FİNANSAL KİRALAMA A.Ş.</w:t>
       </w:r>
       <w:r>
         <w:rPr>
@@ -140,6 +193,7 @@
           <w:szCs w:val="24"/>
         </w:rPr>
       </w:pPr>
+      <w:proofErr w:type="gramStart"/>
       <w:r>
         <w:rPr>
           <w:b/>
@@ -173,26 +227,29 @@
         </w:rPr>
         <w:t>{</w:t>
       </w:r>
-      <w:r>
-        <w:rPr>
-          <w:sz w:val="24"/>
-          <w:szCs w:val="24"/>
-        </w:rPr>
-        <w:t>{isim}</w:t>
-      </w:r>
-      <w:r>
-        <w:rPr>
-          <w:sz w:val="24"/>
-          <w:szCs w:val="24"/>
-        </w:rPr>
-        <w:t>}</w:t>
-      </w:r>
-      <w:r>
-        <w:rPr>
-          <w:sz w:val="24"/>
-          <w:szCs w:val="24"/>
-        </w:rPr>
-        <w:t xml:space="preserve"> ({{tc_vkn_no}})</w:t>
+      <w:proofErr w:type="gramEnd"/>
+      <w:r>
+        <w:rPr>
+          <w:sz w:val="24"/>
+          <w:szCs w:val="24"/>
+        </w:rPr>
+        <w:t>{isim}} ({{</w:t>
+      </w:r>
+      <w:proofErr w:type="spellStart"/>
+      <w:r>
+        <w:rPr>
+          <w:sz w:val="24"/>
+          <w:szCs w:val="24"/>
+        </w:rPr>
+        <w:t>tc_vkn_no</w:t>
+      </w:r>
+      <w:proofErr w:type="spellEnd"/>
+      <w:r>
+        <w:rPr>
+          <w:sz w:val="24"/>
+          <w:szCs w:val="24"/>
+        </w:rPr>
+        <w:t>}})</w:t>
       </w:r>
     </w:p>
     <w:tbl>
@@ -254,6 +311,7 @@
         </w:rPr>
         <w:t>KONUSU </w:t>
       </w:r>
+      <w:proofErr w:type="gramStart"/>
       <w:r>
         <w:rPr>
           <w:b/>
@@ -269,7 +327,31 @@
           <w:sz w:val="24"/>
           <w:szCs w:val="24"/>
         </w:rPr>
-        <w:t>Şirketimiz ile muhatap arasında imzalanan finansal kiralama sözleşmesinden kaynaklı alacakların tahsili, sözleşmenin fesih edileceği ihtarıdır.</w:t>
+        <w:t>Şirketimiz</w:t>
+      </w:r>
+      <w:proofErr w:type="gramEnd"/>
+      <w:r>
+        <w:rPr>
+          <w:sz w:val="24"/>
+          <w:szCs w:val="24"/>
+        </w:rPr>
+        <w:t xml:space="preserve"> ile muhatap arasında imzalanan finansal kiralama sözleşmesinden kaynaklı alacakların tahsili, sözleşmenin </w:t>
+      </w:r>
+      <w:proofErr w:type="gramStart"/>
+      <w:r>
+        <w:rPr>
+          <w:sz w:val="24"/>
+          <w:szCs w:val="24"/>
+        </w:rPr>
+        <w:t>fesih edileceği</w:t>
+      </w:r>
+      <w:proofErr w:type="gramEnd"/>
+      <w:r>
+        <w:rPr>
+          <w:sz w:val="24"/>
+          <w:szCs w:val="24"/>
+        </w:rPr>
+        <w:t xml:space="preserve"> ihtarıdır.</w:t>
       </w:r>
     </w:p>
     <w:p>
@@ -330,36 +412,14 @@
           <w:sz w:val="24"/>
           <w:szCs w:val="24"/>
         </w:rPr>
-        <w:t>1</w:t>
-      </w:r>
-      <w:r>
-        <w:rPr>
-          <w:b/>
-          <w:sz w:val="24"/>
-          <w:szCs w:val="24"/>
-        </w:rPr>
-        <w:t xml:space="preserve">. </w:t>
-      </w:r>
-      <w:r>
-        <w:rPr>
-          <w:sz w:val="24"/>
-          <w:szCs w:val="24"/>
-        </w:rPr>
-        <w:t xml:space="preserve">Malumunuz olduğu üzere </w:t>
-      </w:r>
-      <w:r>
-        <w:rPr>
-          <w:sz w:val="24"/>
-          <w:szCs w:val="24"/>
-        </w:rPr>
-        <w:t>ş</w:t>
-      </w:r>
-      <w:r>
-        <w:rPr>
-          <w:sz w:val="24"/>
-          <w:szCs w:val="24"/>
-        </w:rPr>
-        <w:t>irketimiz ile sizin aranızda,</w:t>
+        <w:t xml:space="preserve">1. </w:t>
+      </w:r>
+      <w:r>
+        <w:rPr>
+          <w:sz w:val="24"/>
+          <w:szCs w:val="24"/>
+        </w:rPr>
+        <w:t>Malumunuz olduğu üzere şirketimiz ile sizin aranızda,</w:t>
       </w:r>
       <w:r>
         <w:rPr>
@@ -368,6 +428,7 @@
         </w:rPr>
         <w:t xml:space="preserve"> {{</w:t>
       </w:r>
+      <w:proofErr w:type="spellStart"/>
       <w:r>
         <w:rPr>
           <w:sz w:val="24"/>
@@ -375,6 +436,7 @@
         </w:rPr>
         <w:t>sozlesme_tarih</w:t>
       </w:r>
+      <w:proofErr w:type="spellEnd"/>
       <w:r>
         <w:rPr>
           <w:sz w:val="24"/>
@@ -387,32 +449,178 @@
           <w:sz w:val="24"/>
           <w:szCs w:val="24"/>
         </w:rPr>
+        <w:t xml:space="preserve"> tarih ve</w:t>
+      </w:r>
+      <w:r>
+        <w:rPr>
+          <w:sz w:val="24"/>
+          <w:szCs w:val="24"/>
+        </w:rPr>
+        <w:t xml:space="preserve"> {{</w:t>
+      </w:r>
+      <w:proofErr w:type="spellStart"/>
+      <w:r>
+        <w:t>sozlesme_no</w:t>
+      </w:r>
+      <w:proofErr w:type="spellEnd"/>
+      <w:r>
+        <w:rPr>
+          <w:sz w:val="24"/>
+          <w:szCs w:val="24"/>
+        </w:rPr>
+        <w:t xml:space="preserve">}} </w:t>
+      </w:r>
+      <w:r>
+        <w:rPr>
+          <w:sz w:val="24"/>
+          <w:szCs w:val="24"/>
+        </w:rPr>
+        <w:t>numaralı ve konusu</w:t>
+      </w:r>
+      <w:r>
+        <w:rPr>
+          <w:sz w:val="24"/>
+          <w:szCs w:val="24"/>
+        </w:rPr>
+        <w:t xml:space="preserve"> {{il</w:t>
+      </w:r>
+      <w:proofErr w:type="gramStart"/>
+      <w:r>
+        <w:rPr>
+          <w:sz w:val="24"/>
+          <w:szCs w:val="24"/>
+        </w:rPr>
+        <w:t>}}{</w:t>
+      </w:r>
+      <w:proofErr w:type="gramEnd"/>
+      <w:r>
+        <w:rPr>
+          <w:sz w:val="24"/>
+          <w:szCs w:val="24"/>
+        </w:rPr>
+        <w:t>{ilce</w:t>
+      </w:r>
+      <w:proofErr w:type="gramStart"/>
+      <w:r>
+        <w:rPr>
+          <w:sz w:val="24"/>
+          <w:szCs w:val="24"/>
+        </w:rPr>
+        <w:t>}}{</w:t>
+      </w:r>
+      <w:proofErr w:type="gramEnd"/>
+      <w:r>
+        <w:rPr>
+          <w:sz w:val="24"/>
+          <w:szCs w:val="24"/>
+        </w:rPr>
+        <w:t>{ada</w:t>
+      </w:r>
+      <w:proofErr w:type="gramStart"/>
+      <w:r>
+        <w:rPr>
+          <w:sz w:val="24"/>
+          <w:szCs w:val="24"/>
+        </w:rPr>
+        <w:t>}}{</w:t>
+      </w:r>
+      <w:proofErr w:type="gramEnd"/>
+      <w:r>
+        <w:rPr>
+          <w:sz w:val="24"/>
+          <w:szCs w:val="24"/>
+        </w:rPr>
+        <w:t>{parsel</w:t>
+      </w:r>
+      <w:proofErr w:type="gramStart"/>
+      <w:r>
+        <w:rPr>
+          <w:sz w:val="24"/>
+          <w:szCs w:val="24"/>
+        </w:rPr>
+        <w:t>}}{</w:t>
+      </w:r>
+      <w:proofErr w:type="gramEnd"/>
+      <w:r>
+        <w:rPr>
+          <w:sz w:val="24"/>
+          <w:szCs w:val="24"/>
+        </w:rPr>
+        <w:t>{blok</w:t>
+      </w:r>
+      <w:proofErr w:type="gramStart"/>
+      <w:r>
+        <w:rPr>
+          <w:sz w:val="24"/>
+          <w:szCs w:val="24"/>
+        </w:rPr>
+        <w:t>}}{</w:t>
+      </w:r>
+      <w:proofErr w:type="gramEnd"/>
+      <w:r>
+        <w:rPr>
+          <w:sz w:val="24"/>
+          <w:szCs w:val="24"/>
+        </w:rPr>
+        <w:t>{</w:t>
+      </w:r>
+      <w:proofErr w:type="spellStart"/>
+      <w:r>
+        <w:rPr>
+          <w:sz w:val="24"/>
+          <w:szCs w:val="24"/>
+        </w:rPr>
+        <w:t>bagimsiz_</w:t>
+      </w:r>
+      <w:proofErr w:type="gramStart"/>
+      <w:r>
+        <w:rPr>
+          <w:sz w:val="24"/>
+          <w:szCs w:val="24"/>
+        </w:rPr>
+        <w:t>bolum</w:t>
+      </w:r>
+      <w:proofErr w:type="spellEnd"/>
+      <w:r>
+        <w:rPr>
+          <w:sz w:val="24"/>
+          <w:szCs w:val="24"/>
+        </w:rPr>
+        <w:t>}}</w:t>
+      </w:r>
+      <w:r>
+        <w:rPr>
+          <w:sz w:val="24"/>
+          <w:szCs w:val="24"/>
+        </w:rPr>
+        <w:t>olan</w:t>
+      </w:r>
+      <w:proofErr w:type="gramEnd"/>
+      <w:r>
+        <w:rPr>
+          <w:sz w:val="24"/>
+          <w:szCs w:val="24"/>
+        </w:rPr>
         <w:t xml:space="preserve"> </w:t>
       </w:r>
-      <w:r>
-        <w:rPr>
-          <w:sz w:val="24"/>
-          <w:szCs w:val="24"/>
-        </w:rPr>
-        <w:t>tarih</w:t>
-      </w:r>
-      <w:r>
-        <w:rPr>
-          <w:sz w:val="24"/>
-          <w:szCs w:val="24"/>
-        </w:rPr>
-        <w:t xml:space="preserve"> ve</w:t>
-      </w:r>
-      <w:r>
-        <w:rPr>
-          <w:sz w:val="24"/>
-          <w:szCs w:val="24"/>
-        </w:rPr>
-        <w:t xml:space="preserve"> {{</w:t>
-      </w:r>
-      <w:r>
-        <w:t>sozlesme_no</w:t>
-      </w:r>
+      <w:proofErr w:type="gramStart"/>
+      <w:r>
+        <w:rPr>
+          <w:sz w:val="24"/>
+          <w:szCs w:val="24"/>
+        </w:rPr>
+        <w:t>bir  finansal</w:t>
+      </w:r>
+      <w:proofErr w:type="gramEnd"/>
+      <w:r>
+        <w:rPr>
+          <w:sz w:val="24"/>
+          <w:szCs w:val="24"/>
+        </w:rPr>
+        <w:t xml:space="preserve"> kiralama sözleşmesi imzalamışlardır.</w:t>
+      </w:r>
+      <w:bookmarkStart w:id="1" w:name="_Hlk68862272"/>
+      <w:bookmarkEnd w:id="0"/>
     </w:p>
     <w:p>
       <w:pPr>
@@ -424,50 +632,6 @@
           <w:szCs w:val="24"/>
         </w:rPr>
       </w:pPr>
-      <w:r>
-        <w:rPr>
-          <w:sz w:val="24"/>
-          <w:szCs w:val="24"/>
-        </w:rPr>
-        <w:t xml:space="preserve">}} </w:t>
-      </w:r>
-      <w:r>
-        <w:rPr>
-          <w:sz w:val="24"/>
-          <w:szCs w:val="24"/>
-        </w:rPr>
-        <w:t>n</w:t>
-      </w:r>
-      <w:r>
-        <w:rPr>
-          <w:sz w:val="24"/>
-          <w:szCs w:val="24"/>
-        </w:rPr>
-        <w:t xml:space="preserve">umaralı ve konusu </w:t>
-      </w:r>
-      <w:r>
-        <w:rPr>
-          <w:sz w:val="24"/>
-          <w:szCs w:val="24"/>
-        </w:rPr>
-        <w:t>{{il}}{{ilce}}{{ada}}{{parsel}}{{blok}}{{bagimsiz_bolum}}</w:t>
-      </w:r>
-      <w:r>
-        <w:rPr>
-          <w:sz w:val="24"/>
-          <w:szCs w:val="24"/>
-        </w:rPr>
-        <w:t xml:space="preserve">olan bir </w:t>
-      </w:r>
-      <w:r>
-        <w:rPr>
-          <w:sz w:val="24"/>
-          <w:szCs w:val="24"/>
-        </w:rPr>
-        <w:t xml:space="preserve"> finansal kiralama sözleşmesi imzalamışlardır.</w:t>
-      </w:r>
-      <w:bookmarkStart w:id="1" w:name="_Hlk68862272"/>
-      <w:bookmarkEnd w:id="0"/>
     </w:p>
     <w:p>
       <w:pPr>
@@ -475,158 +639,241 @@
         <w:jc w:val="both"/>
         <w:rPr>
           <w:bCs/>
-          <w:sz w:val="24"/>
-          <w:szCs w:val="24"/>
-        </w:rPr>
-      </w:pPr>
-    </w:p>
+        </w:rPr>
+      </w:pPr>
+      <w:r>
+        <w:rPr>
+          <w:b/>
+          <w:sz w:val="24"/>
+          <w:szCs w:val="24"/>
+        </w:rPr>
+        <w:t xml:space="preserve">2. </w:t>
+      </w:r>
+      <w:r>
+        <w:rPr>
+          <w:bCs/>
+          <w:sz w:val="24"/>
+          <w:szCs w:val="24"/>
+        </w:rPr>
+        <w:t xml:space="preserve">Sözleşme ve sözleşme ekinde bulunan ödeme planına göre; şirketimize </w:t>
+      </w:r>
+      <w:proofErr w:type="gramStart"/>
+      <w:r>
+        <w:rPr>
+          <w:bCs/>
+          <w:sz w:val="24"/>
+          <w:szCs w:val="24"/>
+        </w:rPr>
+        <w:t>ödemeniz  gereken</w:t>
+      </w:r>
+      <w:proofErr w:type="gramEnd"/>
+      <w:r>
+        <w:rPr>
+          <w:bCs/>
+          <w:sz w:val="24"/>
+          <w:szCs w:val="24"/>
+        </w:rPr>
+        <w:t xml:space="preserve"> tutarların tarafınızca ödemeyerek gecikmeye düştüğünüz tespit edilmiştir. </w:t>
+      </w:r>
+      <w:r>
+        <w:rPr>
+          <w:bCs/>
+          <w:sz w:val="24"/>
+          <w:szCs w:val="24"/>
+        </w:rPr>
+        <w:t>{{</w:t>
+      </w:r>
+      <w:r>
+        <w:rPr>
+          <w:sz w:val="24"/>
+          <w:szCs w:val="24"/>
+        </w:rPr>
+        <w:t>tarih</w:t>
+      </w:r>
+      <w:r>
+        <w:rPr>
+          <w:bCs/>
+          <w:sz w:val="24"/>
+          <w:szCs w:val="24"/>
+        </w:rPr>
+        <w:t>}}</w:t>
+      </w:r>
+      <w:r>
+        <w:rPr>
+          <w:bCs/>
+          <w:sz w:val="24"/>
+          <w:szCs w:val="24"/>
+        </w:rPr>
+        <w:t xml:space="preserve"> tarihi itibariyle belirtilen borç dökümünde görüldüğü üzere </w:t>
+      </w:r>
+      <w:proofErr w:type="gramStart"/>
+      <w:r>
+        <w:rPr>
+          <w:bCs/>
+          <w:sz w:val="24"/>
+          <w:szCs w:val="24"/>
+        </w:rPr>
+        <w:t>şirketimize ;</w:t>
+      </w:r>
+      <w:proofErr w:type="gramEnd"/>
+      <w:r>
+        <w:rPr>
+          <w:bCs/>
+          <w:sz w:val="24"/>
+          <w:szCs w:val="24"/>
+        </w:rPr>
+        <w:t xml:space="preserve"> </w:t>
+      </w:r>
+      <w:r>
+        <w:rPr>
+          <w:bCs/>
+          <w:sz w:val="24"/>
+          <w:szCs w:val="24"/>
+        </w:rPr>
+        <w:t>{{</w:t>
+      </w:r>
+      <w:proofErr w:type="spellStart"/>
+      <w:r>
+        <w:rPr>
+          <w:bCs/>
+          <w:sz w:val="24"/>
+          <w:szCs w:val="24"/>
+        </w:rPr>
+        <w:t>gecikme_bakiye</w:t>
+      </w:r>
+      <w:proofErr w:type="spellEnd"/>
+      <w:r>
+        <w:rPr>
+          <w:bCs/>
+          <w:sz w:val="24"/>
+          <w:szCs w:val="24"/>
+        </w:rPr>
+        <w:t xml:space="preserve">}} </w:t>
+      </w:r>
+      <w:r>
+        <w:rPr>
+          <w:bCs/>
+          <w:sz w:val="24"/>
+          <w:szCs w:val="24"/>
+        </w:rPr>
+        <w:t xml:space="preserve">TL kira bedeli borcunuz bulunmaktadır. Yine sözleşme gereği müvekkil şirkete ödemeniz gereken </w:t>
+      </w:r>
+      <w:r>
+        <w:rPr>
+          <w:bCs/>
+          <w:sz w:val="24"/>
+          <w:szCs w:val="24"/>
+        </w:rPr>
+        <w:t>{{</w:t>
+      </w:r>
+      <w:proofErr w:type="spellStart"/>
+      <w:r>
+        <w:rPr>
+          <w:bCs/>
+        </w:rPr>
+        <w:t>masraf_bakiye</w:t>
+      </w:r>
+      <w:proofErr w:type="spellEnd"/>
+      <w:r>
+        <w:rPr>
+          <w:bCs/>
+          <w:sz w:val="24"/>
+          <w:szCs w:val="24"/>
+        </w:rPr>
+        <w:t xml:space="preserve">}} </w:t>
+      </w:r>
+      <w:r>
+        <w:rPr>
+          <w:bCs/>
+          <w:sz w:val="24"/>
+          <w:szCs w:val="24"/>
+        </w:rPr>
+        <w:t xml:space="preserve">TL tahsil takip gideri </w:t>
+      </w:r>
+      <w:proofErr w:type="gramStart"/>
+      <w:r>
+        <w:rPr>
+          <w:bCs/>
+          <w:sz w:val="24"/>
+          <w:szCs w:val="24"/>
+        </w:rPr>
+        <w:t>ile birlikte</w:t>
+      </w:r>
+      <w:proofErr w:type="gramEnd"/>
+      <w:r>
+        <w:rPr>
+          <w:bCs/>
+          <w:sz w:val="24"/>
+          <w:szCs w:val="24"/>
+        </w:rPr>
+        <w:t xml:space="preserve"> </w:t>
+      </w:r>
+      <w:proofErr w:type="gramStart"/>
+      <w:r>
+        <w:rPr>
+          <w:bCs/>
+          <w:sz w:val="24"/>
+          <w:szCs w:val="24"/>
+        </w:rPr>
+        <w:t>toplamda :</w:t>
+      </w:r>
+      <w:proofErr w:type="gramEnd"/>
+      <w:r>
+        <w:rPr>
+          <w:bCs/>
+          <w:sz w:val="24"/>
+          <w:szCs w:val="24"/>
+        </w:rPr>
+        <w:t xml:space="preserve"> </w:t>
+      </w:r>
+      <w:r>
+        <w:rPr>
+          <w:bCs/>
+          <w:sz w:val="24"/>
+          <w:szCs w:val="24"/>
+        </w:rPr>
+        <w:t>{{</w:t>
+      </w:r>
+      <w:proofErr w:type="spellStart"/>
+      <w:r>
+        <w:rPr>
+          <w:bCs/>
+          <w:sz w:val="24"/>
+          <w:szCs w:val="24"/>
+        </w:rPr>
+        <w:t>toplam_borc_bakiye</w:t>
+      </w:r>
+      <w:proofErr w:type="spellEnd"/>
+      <w:r>
+        <w:rPr>
+          <w:bCs/>
+          <w:sz w:val="24"/>
+          <w:szCs w:val="24"/>
+        </w:rPr>
+        <w:t>}}</w:t>
+      </w:r>
+      <w:r>
+        <w:rPr>
+          <w:bCs/>
+          <w:sz w:val="24"/>
+          <w:szCs w:val="24"/>
+        </w:rPr>
+        <w:t xml:space="preserve"> TL borcunuz bulunmaktadır.</w:t>
+      </w:r>
+      <w:r>
+        <w:rPr>
+          <w:sz w:val="24"/>
+          <w:szCs w:val="24"/>
+        </w:rPr>
+        <w:t xml:space="preserve"> </w:t>
+      </w:r>
+    </w:p>
+    <w:bookmarkEnd w:id="1"/>
     <w:p>
       <w:pPr>
         <w:pStyle w:val="Normal2"/>
         <w:jc w:val="both"/>
         <w:rPr>
-          <w:bCs/>
-        </w:rPr>
-      </w:pPr>
-      <w:r>
-        <w:rPr>
-          <w:b/>
-          <w:sz w:val="24"/>
-          <w:szCs w:val="24"/>
-        </w:rPr>
-        <w:t xml:space="preserve">2. </w:t>
-      </w:r>
-      <w:r>
-        <w:rPr>
-          <w:bCs/>
-          <w:sz w:val="24"/>
-          <w:szCs w:val="24"/>
-        </w:rPr>
-        <w:t xml:space="preserve">Sözleşme ve sözleşme ekinde bulunan ödeme planına göre; şirketimize ödemeniz  gereken tutarların tarafınızca ödemeyerek gecikmeye düştüğünüz tespit edilmiştir. </w:t>
-      </w:r>
-      <w:r>
-        <w:rPr>
-          <w:bCs/>
-          <w:sz w:val="24"/>
-          <w:szCs w:val="24"/>
-        </w:rPr>
-        <w:t>{{</w:t>
-      </w:r>
-      <w:r>
-        <w:rPr>
-          <w:sz w:val="24"/>
-          <w:szCs w:val="24"/>
-        </w:rPr>
-        <w:t>tarih</w:t>
-      </w:r>
-      <w:r>
-        <w:rPr>
-          <w:bCs/>
-          <w:sz w:val="24"/>
-          <w:szCs w:val="24"/>
-        </w:rPr>
-        <w:t>}}</w:t>
-      </w:r>
-      <w:r>
-        <w:rPr>
-          <w:bCs/>
-          <w:sz w:val="24"/>
-          <w:szCs w:val="24"/>
-        </w:rPr>
-        <w:t xml:space="preserve"> tarihi itibariyle belirtilen borç dökümünde görüldüğü üzere şirketimize ; </w:t>
-      </w:r>
-      <w:r>
-        <w:rPr>
-          <w:bCs/>
-          <w:sz w:val="24"/>
-          <w:szCs w:val="24"/>
-        </w:rPr>
-        <w:t xml:space="preserve">{{gecikme_bakiye}} </w:t>
-      </w:r>
-      <w:r>
-        <w:rPr>
-          <w:bCs/>
-          <w:sz w:val="24"/>
-          <w:szCs w:val="24"/>
-        </w:rPr>
-        <w:t xml:space="preserve">TL kira bedeli borcunuz bulunmaktadır. Yine sözleşme gereği müvekkil şirkete ödemeniz gereken </w:t>
-      </w:r>
-      <w:r>
-        <w:rPr>
-          <w:bCs/>
-          <w:sz w:val="24"/>
-          <w:szCs w:val="24"/>
-        </w:rPr>
-        <w:t>{{</w:t>
-      </w:r>
-      <w:r>
-        <w:rPr>
-          <w:bCs/>
-        </w:rPr>
-        <w:t>masraf_bakiye</w:t>
-      </w:r>
-      <w:r>
-        <w:rPr>
-          <w:bCs/>
-          <w:sz w:val="24"/>
-          <w:szCs w:val="24"/>
-        </w:rPr>
-        <w:t xml:space="preserve">}} </w:t>
-      </w:r>
-      <w:r>
-        <w:rPr>
-          <w:bCs/>
-          <w:sz w:val="24"/>
-          <w:szCs w:val="24"/>
-        </w:rPr>
-        <w:t xml:space="preserve">TL tahsil takip gideri ile birlikte toplamda : </w:t>
-      </w:r>
-      <w:r>
-        <w:rPr>
-          <w:bCs/>
-          <w:sz w:val="24"/>
-          <w:szCs w:val="24"/>
-        </w:rPr>
-        <w:t>{{toplam</w:t>
-      </w:r>
-      <w:r>
-        <w:rPr>
-          <w:bCs/>
-          <w:sz w:val="24"/>
-          <w:szCs w:val="24"/>
-        </w:rPr>
-        <w:t>_borc</w:t>
-      </w:r>
-      <w:r>
-        <w:rPr>
-          <w:bCs/>
-          <w:sz w:val="24"/>
-          <w:szCs w:val="24"/>
-        </w:rPr>
-        <w:t>_bakiye}}</w:t>
-      </w:r>
-      <w:r>
-        <w:rPr>
-          <w:bCs/>
-          <w:sz w:val="24"/>
-          <w:szCs w:val="24"/>
-        </w:rPr>
-        <w:t xml:space="preserve"> TL borcunuz bulunmaktadır.</w:t>
-      </w:r>
-      <w:r>
-        <w:rPr>
-          <w:sz w:val="24"/>
-          <w:szCs w:val="24"/>
-        </w:rPr>
-        <w:t xml:space="preserve"> </w:t>
-      </w:r>
-    </w:p>
-    <w:bookmarkEnd w:id="1"/>
-    <w:p>
-      <w:pPr>
-        <w:pStyle w:val="Normal2"/>
-        <w:jc w:val="both"/>
-        <w:rPr>
           <w:sz w:val="24"/>
           <w:szCs w:val="24"/>
         </w:rPr>
@@ -647,128 +894,94 @@
           <w:sz w:val="24"/>
           <w:szCs w:val="24"/>
         </w:rPr>
-        <w:t>3</w:t>
+        <w:t>3.</w:t>
+      </w:r>
+      <w:r>
+        <w:rPr>
+          <w:bCs/>
+          <w:sz w:val="24"/>
+          <w:szCs w:val="24"/>
+        </w:rPr>
+        <w:t xml:space="preserve"> </w:t>
+      </w:r>
+      <w:bookmarkStart w:id="2" w:name="_Hlk68862300"/>
+      <w:r>
+        <w:rPr>
+          <w:bCs/>
+          <w:sz w:val="24"/>
+          <w:szCs w:val="24"/>
+        </w:rPr>
+        <w:t xml:space="preserve">Gerçekleşmiş bulunan temerrüdünüz sebebi ile; </w:t>
+      </w:r>
+      <w:r>
+        <w:rPr>
+          <w:bCs/>
+          <w:sz w:val="24"/>
+          <w:szCs w:val="24"/>
+        </w:rPr>
+        <w:t>i</w:t>
+      </w:r>
+      <w:r>
+        <w:rPr>
+          <w:sz w:val="24"/>
+          <w:szCs w:val="24"/>
+        </w:rPr>
+        <w:t xml:space="preserve">ş bu ihtarnameye konu borçlarınızın tümünü ihtarname masrafıyla birlikte, ihtarnamemizin tarafınıza tebliği veya tebliğ edilmiş sayıldığı tarihinden itibaren </w:t>
       </w:r>
       <w:r>
         <w:rPr>
           <w:b/>
-          <w:sz w:val="24"/>
-          <w:szCs w:val="24"/>
-        </w:rPr>
-        <w:t>.</w:t>
-      </w:r>
-      <w:r>
-        <w:rPr>
-          <w:bCs/>
+          <w:bCs/>
+          <w:sz w:val="24"/>
+          <w:szCs w:val="24"/>
+        </w:rPr>
+        <w:t>6</w:t>
+      </w:r>
+      <w:r>
+        <w:rPr>
+          <w:b/>
+          <w:bCs/>
+          <w:sz w:val="24"/>
+          <w:szCs w:val="24"/>
+        </w:rPr>
+        <w:t>0 gün</w:t>
+      </w:r>
+      <w:r>
+        <w:rPr>
+          <w:sz w:val="24"/>
+          <w:szCs w:val="24"/>
+        </w:rPr>
+        <w:t xml:space="preserve"> içinde, ihtar tarihinden itibaren sözleşme gereği işleyecek temerrüt </w:t>
+      </w:r>
+      <w:r>
+        <w:rPr>
+          <w:sz w:val="24"/>
+          <w:szCs w:val="24"/>
+        </w:rPr>
+        <w:t>masrafı</w:t>
+      </w:r>
+      <w:r>
+        <w:rPr>
           <w:sz w:val="24"/>
           <w:szCs w:val="24"/>
         </w:rPr>
         <w:t xml:space="preserve"> </w:t>
       </w:r>
-      <w:bookmarkStart w:id="2" w:name="_Hlk68862300"/>
-      <w:r>
-        <w:rPr>
-          <w:bCs/>
-          <w:sz w:val="24"/>
-          <w:szCs w:val="24"/>
-        </w:rPr>
-        <w:t xml:space="preserve">Gerçekleşmiş bulunan temerrüdünüz sebebi ile; </w:t>
-      </w:r>
-      <w:r>
-        <w:rPr>
-          <w:bCs/>
-          <w:sz w:val="24"/>
-          <w:szCs w:val="24"/>
-        </w:rPr>
-        <w:t>i</w:t>
-      </w:r>
-      <w:r>
-        <w:rPr>
-          <w:sz w:val="24"/>
-          <w:szCs w:val="24"/>
-        </w:rPr>
-        <w:t>ş bu ihtarnameye konu borçlarınızın tümünü ihtarname masrafıyla birlikte, ihtarnamemizin</w:t>
-      </w:r>
-      <w:r>
-        <w:rPr>
-          <w:sz w:val="24"/>
-          <w:szCs w:val="24"/>
-        </w:rPr>
-        <w:t xml:space="preserve"> tarafınıza</w:t>
-      </w:r>
-      <w:r>
-        <w:rPr>
-          <w:sz w:val="24"/>
-          <w:szCs w:val="24"/>
-        </w:rPr>
-        <w:t xml:space="preserve"> tebliği </w:t>
-      </w:r>
-      <w:r>
-        <w:rPr>
-          <w:sz w:val="24"/>
-          <w:szCs w:val="24"/>
-        </w:rPr>
-        <w:t xml:space="preserve">veya tebliğ edilmiş sayıldığı </w:t>
-      </w:r>
-      <w:r>
-        <w:rPr>
-          <w:sz w:val="24"/>
-          <w:szCs w:val="24"/>
-        </w:rPr>
-        <w:t xml:space="preserve">tarihinden itibaren </w:t>
-      </w:r>
-      <w:r>
-        <w:rPr>
-          <w:b/>
-          <w:bCs/>
-          <w:sz w:val="24"/>
-          <w:szCs w:val="24"/>
-        </w:rPr>
-        <w:t>6</w:t>
-      </w:r>
-      <w:r>
-        <w:rPr>
-          <w:b/>
-          <w:bCs/>
-          <w:sz w:val="24"/>
-          <w:szCs w:val="24"/>
-        </w:rPr>
-        <w:t>0 gün</w:t>
-      </w:r>
-      <w:r>
-        <w:rPr>
-          <w:sz w:val="24"/>
-          <w:szCs w:val="24"/>
-        </w:rPr>
-        <w:t xml:space="preserve"> içinde, ihtar tarihinden itibaren </w:t>
-      </w:r>
-      <w:r>
-        <w:rPr>
-          <w:sz w:val="24"/>
-          <w:szCs w:val="24"/>
-        </w:rPr>
-        <w:t>sözleşme gereği</w:t>
-      </w:r>
-      <w:r>
-        <w:rPr>
-          <w:sz w:val="24"/>
-          <w:szCs w:val="24"/>
-        </w:rPr>
-        <w:t xml:space="preserve"> işleyecek temerrüt </w:t>
-      </w:r>
-      <w:r>
-        <w:rPr>
-          <w:sz w:val="24"/>
-          <w:szCs w:val="24"/>
-        </w:rPr>
-        <w:t>masrafı</w:t>
-      </w:r>
-      <w:r>
-        <w:rPr>
-          <w:sz w:val="24"/>
-          <w:szCs w:val="24"/>
-        </w:rPr>
-        <w:t xml:space="preserve"> ile birlikte ödemenizi,</w:t>
+      <w:proofErr w:type="gramStart"/>
+      <w:r>
+        <w:rPr>
+          <w:sz w:val="24"/>
+          <w:szCs w:val="24"/>
+        </w:rPr>
+        <w:t>ile birlikte</w:t>
+      </w:r>
+      <w:proofErr w:type="gramEnd"/>
+      <w:r>
+        <w:rPr>
+          <w:sz w:val="24"/>
+          <w:szCs w:val="24"/>
+        </w:rPr>
+        <w:t xml:space="preserve"> ödemenizi,</w:t>
       </w:r>
       <w:bookmarkEnd w:id="2"/>
     </w:p>
@@ -796,14 +1009,7 @@
           <w:sz w:val="24"/>
           <w:szCs w:val="24"/>
         </w:rPr>
-        <w:t>Borcunuzu yukarıda belirtilen şekilde ödemediğiniz taktirde,</w:t>
-      </w:r>
-      <w:r>
-        <w:rPr>
-          <w:sz w:val="24"/>
-          <w:szCs w:val="24"/>
-        </w:rPr>
-        <w:t xml:space="preserve"> </w:t>
+        <w:t xml:space="preserve">Borcunuzu yukarıda belirtilen şekilde ödemediğiniz taktirde, </w:t>
       </w:r>
     </w:p>
     <w:p>
@@ -848,168 +1054,97 @@
           <w:sz w:val="24"/>
           <w:szCs w:val="24"/>
         </w:rPr>
-        <w:t>adesi gelmeyen bakiye borçlarınızın tamamını muaccel kıl</w:t>
-      </w:r>
-      <w:r>
-        <w:rPr>
-          <w:sz w:val="24"/>
-          <w:szCs w:val="24"/>
-        </w:rPr>
-        <w:t>acağımızı</w:t>
-      </w:r>
-      <w:r>
-        <w:rPr>
-          <w:sz w:val="24"/>
-          <w:szCs w:val="24"/>
-        </w:rPr>
-        <w:t xml:space="preserve"> ve </w:t>
-      </w:r>
-      <w:r>
-        <w:rPr>
-          <w:sz w:val="24"/>
-          <w:szCs w:val="24"/>
-        </w:rPr>
-        <w:t>sözleşme</w:t>
-      </w:r>
-      <w:r>
-        <w:rPr>
-          <w:sz w:val="24"/>
-          <w:szCs w:val="24"/>
-        </w:rPr>
-        <w:t>yi</w:t>
-      </w:r>
-      <w:r>
-        <w:rPr>
-          <w:sz w:val="24"/>
-          <w:szCs w:val="24"/>
-        </w:rPr>
-        <w:t xml:space="preserve"> bakiye borç muaccel kılmak suretiyle </w:t>
-      </w:r>
-      <w:r>
-        <w:rPr>
-          <w:sz w:val="24"/>
-          <w:szCs w:val="24"/>
-        </w:rPr>
-        <w:t>fesih ed</w:t>
-      </w:r>
-      <w:r>
-        <w:rPr>
-          <w:sz w:val="24"/>
-          <w:szCs w:val="24"/>
-        </w:rPr>
-        <w:t>e</w:t>
-      </w:r>
-      <w:r>
-        <w:rPr>
-          <w:sz w:val="24"/>
-          <w:szCs w:val="24"/>
-        </w:rPr>
-        <w:t>bileceğimizi,</w:t>
-      </w:r>
-      <w:r>
-        <w:rPr>
-          <w:sz w:val="24"/>
-          <w:szCs w:val="24"/>
-        </w:rPr>
-        <w:t xml:space="preserve"> b</w:t>
-      </w:r>
-      <w:r>
-        <w:rPr>
-          <w:sz w:val="24"/>
-          <w:szCs w:val="24"/>
-        </w:rPr>
-        <w:t xml:space="preserve">u halde </w:t>
-      </w:r>
-      <w:r>
-        <w:rPr>
-          <w:sz w:val="24"/>
-          <w:szCs w:val="24"/>
-        </w:rPr>
-        <w:t>iş bu ihtarname tarihinde temerrüde düşmüş bulunduğunuz borçların yanı sıra, muaccel kılınaca</w:t>
-      </w:r>
-      <w:r>
-        <w:rPr>
-          <w:sz w:val="24"/>
-          <w:szCs w:val="24"/>
-        </w:rPr>
-        <w:t>k</w:t>
-      </w:r>
-      <w:r>
-        <w:rPr>
-          <w:sz w:val="24"/>
-          <w:szCs w:val="24"/>
-        </w:rPr>
-        <w:t xml:space="preserve"> {{gelecek_bakiye}}</w:t>
-      </w:r>
-      <w:r>
-        <w:rPr>
-          <w:sz w:val="24"/>
-          <w:szCs w:val="24"/>
-        </w:rPr>
-        <w:t xml:space="preserve"> </w:t>
-      </w:r>
-      <w:r>
-        <w:rPr>
-          <w:sz w:val="24"/>
-          <w:szCs w:val="24"/>
-        </w:rPr>
-        <w:t>TL</w:t>
-      </w:r>
-      <w:r>
-        <w:rPr>
-          <w:sz w:val="24"/>
-          <w:szCs w:val="24"/>
-        </w:rPr>
-        <w:t xml:space="preserve"> borcunuzla birlikte toplam; </w:t>
-      </w:r>
-      <w:r>
-        <w:rPr>
-          <w:sz w:val="24"/>
-          <w:szCs w:val="24"/>
-        </w:rPr>
-        <w:t xml:space="preserve">{{toplam_bakiye}} </w:t>
-      </w:r>
-      <w:r>
-        <w:rPr>
-          <w:sz w:val="24"/>
-          <w:szCs w:val="24"/>
-        </w:rPr>
-        <w:t>TL</w:t>
-      </w:r>
-      <w:r>
-        <w:rPr>
-          <w:sz w:val="24"/>
-          <w:szCs w:val="24"/>
-        </w:rPr>
-        <w:t xml:space="preserve"> borcun tahsili için</w:t>
-      </w:r>
-      <w:r>
-        <w:rPr>
-          <w:sz w:val="24"/>
-          <w:szCs w:val="24"/>
-        </w:rPr>
-        <w:t xml:space="preserve"> sözleşme ve ilgili mevzuatlar gereği</w:t>
-      </w:r>
-      <w:r>
-        <w:rPr>
-          <w:sz w:val="24"/>
-          <w:szCs w:val="24"/>
-        </w:rPr>
-        <w:t xml:space="preserve"> yasal yollara müracaat e</w:t>
-      </w:r>
-      <w:r>
-        <w:rPr>
-          <w:sz w:val="24"/>
-          <w:szCs w:val="24"/>
-        </w:rPr>
-        <w:t>d</w:t>
-      </w:r>
-      <w:r>
-        <w:rPr>
-          <w:sz w:val="24"/>
-          <w:szCs w:val="24"/>
-        </w:rPr>
-        <w:t>e</w:t>
+        <w:t xml:space="preserve">adesi gelmeyen bakiye borçlarınızın tamamını muaccel kılacağımızı ve sözleşmeyi bakiye borç muaccel kılmak suretiyle </w:t>
+      </w:r>
+      <w:proofErr w:type="gramStart"/>
+      <w:r>
+        <w:rPr>
+          <w:sz w:val="24"/>
+          <w:szCs w:val="24"/>
+        </w:rPr>
+        <w:t>fesih ede</w:t>
+      </w:r>
+      <w:r>
+        <w:rPr>
+          <w:sz w:val="24"/>
+          <w:szCs w:val="24"/>
+        </w:rPr>
+        <w:t>bileceğimizi</w:t>
+      </w:r>
+      <w:proofErr w:type="gramEnd"/>
+      <w:r>
+        <w:rPr>
+          <w:sz w:val="24"/>
+          <w:szCs w:val="24"/>
+        </w:rPr>
+        <w:t>,</w:t>
+      </w:r>
+      <w:r>
+        <w:rPr>
+          <w:sz w:val="24"/>
+          <w:szCs w:val="24"/>
+        </w:rPr>
+        <w:t xml:space="preserve"> bu halde iş bu ihtarname tarihinde temerrüde düşmüş bulunduğunuz borçların yanı sıra, muaccel kılınaca</w:t>
+      </w:r>
+      <w:r>
+        <w:rPr>
+          <w:sz w:val="24"/>
+          <w:szCs w:val="24"/>
+        </w:rPr>
+        <w:t>k {{</w:t>
+      </w:r>
+      <w:proofErr w:type="spellStart"/>
+      <w:r>
+        <w:rPr>
+          <w:sz w:val="24"/>
+          <w:szCs w:val="24"/>
+        </w:rPr>
+        <w:t>gelecek_bakiye</w:t>
+      </w:r>
+      <w:proofErr w:type="spellEnd"/>
+      <w:r>
+        <w:rPr>
+          <w:sz w:val="24"/>
+          <w:szCs w:val="24"/>
+        </w:rPr>
+        <w:t>}}</w:t>
+      </w:r>
+      <w:r>
+        <w:rPr>
+          <w:sz w:val="24"/>
+          <w:szCs w:val="24"/>
+        </w:rPr>
+        <w:t xml:space="preserve"> TL borcunuzla birlikte toplam; </w:t>
+      </w:r>
+      <w:r>
+        <w:rPr>
+          <w:sz w:val="24"/>
+          <w:szCs w:val="24"/>
+        </w:rPr>
+        <w:t>{{</w:t>
+      </w:r>
+      <w:proofErr w:type="spellStart"/>
+      <w:r>
+        <w:rPr>
+          <w:sz w:val="24"/>
+          <w:szCs w:val="24"/>
+        </w:rPr>
+        <w:t>toplam_bakiye</w:t>
+      </w:r>
+      <w:proofErr w:type="spellEnd"/>
+      <w:r>
+        <w:rPr>
+          <w:sz w:val="24"/>
+          <w:szCs w:val="24"/>
+        </w:rPr>
+        <w:t xml:space="preserve">}} </w:t>
+      </w:r>
+      <w:r>
+        <w:rPr>
+          <w:sz w:val="24"/>
+          <w:szCs w:val="24"/>
+        </w:rPr>
+        <w:t>TL borcun tahsili için sözleşme ve ilgili mevzuatlar gereği yasal yollara müracaat ede</w:t>
       </w:r>
       <w:r>
         <w:rPr>
@@ -1058,14 +1193,7 @@
           <w:sz w:val="24"/>
           <w:szCs w:val="24"/>
         </w:rPr>
-        <w:t>etmeden henüz vadesi gelmeyen bakiye borçlarınızın tamamının muaccel kıl</w:t>
-      </w:r>
-      <w:r>
-        <w:rPr>
-          <w:sz w:val="24"/>
-          <w:szCs w:val="24"/>
-        </w:rPr>
-        <w:t>a</w:t>
+        <w:t>etmeden henüz vadesi gelmeyen bakiye borçlarınızın tamamının muaccel kıla</w:t>
       </w:r>
       <w:r>
         <w:rPr>
@@ -1079,14 +1207,7 @@
           <w:sz w:val="24"/>
           <w:szCs w:val="24"/>
         </w:rPr>
-        <w:t>,</w:t>
-      </w:r>
-      <w:r>
-        <w:rPr>
-          <w:sz w:val="24"/>
-          <w:szCs w:val="24"/>
-        </w:rPr>
-        <w:t xml:space="preserve"> bu halde bu</w:t>
+        <w:t>, bu halde bu</w:t>
       </w:r>
       <w:r>
         <w:rPr>
@@ -1100,15 +1221,33 @@
           <w:sz w:val="24"/>
           <w:szCs w:val="24"/>
         </w:rPr>
-        <w:t>ihtarnamede belirtilen temerrüde düştüğünüz borçlarla birlikte muaccel kılınan borçlarınızın da tahsili için sözleşme ve ilgili mevzuatlar gereği yasal yollara müracaat ed</w:t>
-      </w:r>
-      <w:r>
-        <w:rPr>
-          <w:sz w:val="24"/>
-          <w:szCs w:val="24"/>
-        </w:rPr>
-        <w:t>eceğimizi,</w:t>
-      </w:r>
+        <w:t>ihtarnamede belirtilen temerrüde düştüğünüz borçlarla birlikte muaccel kılınan borçlarınızın da tahsili için sözleşme ve ilgili mevzuatlar gereği yasal yollara müracaat edeceğimizi,</w:t>
+      </w:r>
+    </w:p>
+    <w:p>
+      <w:pPr>
+        <w:pStyle w:val="ListeParagraf"/>
+      </w:pPr>
+    </w:p>
+    <w:p>
+      <w:pPr>
+        <w:pStyle w:val="Normal10"/>
+        <w:jc w:val="both"/>
+        <w:rPr>
+          <w:sz w:val="24"/>
+          <w:szCs w:val="24"/>
+        </w:rPr>
+      </w:pPr>
+    </w:p>
+    <w:p>
+      <w:pPr>
+        <w:pStyle w:val="Normal10"/>
+        <w:jc w:val="both"/>
+        <w:rPr>
+          <w:sz w:val="24"/>
+          <w:szCs w:val="24"/>
+        </w:rPr>
+      </w:pPr>
     </w:p>
     <w:p>
       <w:pPr>
@@ -1124,12 +1263,21 @@
         </w:numPr>
         <w:jc w:val="both"/>
       </w:pPr>
-      <w:r>
-        <w:rPr>
-          <w:sz w:val="24"/>
-          <w:szCs w:val="24"/>
-        </w:rPr>
-        <w:t>Veya, borcunuzu yukarıda belirtilen şekilde ödemediğiniz taktirde,</w:t>
+      <w:proofErr w:type="gramStart"/>
+      <w:r>
+        <w:rPr>
+          <w:sz w:val="24"/>
+          <w:szCs w:val="24"/>
+        </w:rPr>
+        <w:t>Veya,</w:t>
+      </w:r>
+      <w:proofErr w:type="gramEnd"/>
+      <w:r>
+        <w:rPr>
+          <w:sz w:val="24"/>
+          <w:szCs w:val="24"/>
+        </w:rPr>
+        <w:t xml:space="preserve"> borcunuzu yukarıda belirtilen şekilde ödemediğiniz taktirde,</w:t>
       </w:r>
       <w:r>
         <w:rPr>
@@ -1170,50 +1318,7 @@
           <w:sz w:val="24"/>
           <w:szCs w:val="24"/>
         </w:rPr>
-        <w:t xml:space="preserve">Veya yukarıda belirtilen seçimlik haklarından herhangi biri seçmeyerek, </w:t>
-      </w:r>
-      <w:r>
-        <w:rPr>
-          <w:sz w:val="24"/>
-          <w:szCs w:val="24"/>
-        </w:rPr>
-        <w:t>i</w:t>
-      </w:r>
-      <w:r>
-        <w:rPr>
-          <w:sz w:val="24"/>
-          <w:szCs w:val="24"/>
-        </w:rPr>
-        <w:t xml:space="preserve">htar tarihinden itibaren 5 gün içinde ihtarnameye konu </w:t>
-      </w:r>
-      <w:r>
-        <w:rPr>
-          <w:sz w:val="24"/>
-          <w:szCs w:val="24"/>
-        </w:rPr>
-        <w:t>temerrüde düşen borçlarınızın ödenmemesi halinde</w:t>
-      </w:r>
-      <w:r>
-        <w:rPr>
-          <w:sz w:val="24"/>
-          <w:szCs w:val="24"/>
-        </w:rPr>
-        <w:t>,</w:t>
-      </w:r>
-      <w:r>
-        <w:rPr>
-          <w:sz w:val="24"/>
-          <w:szCs w:val="24"/>
-        </w:rPr>
-        <w:t xml:space="preserve"> </w:t>
-      </w:r>
-      <w:r>
-        <w:rPr>
-          <w:sz w:val="24"/>
-          <w:szCs w:val="24"/>
-        </w:rPr>
-        <w:lastRenderedPageBreak/>
-        <w:t xml:space="preserve">yukarıda belirtilen </w:t>
+        <w:t xml:space="preserve">Veya yukarıda belirtilen seçimlik haklarından herhangi biri seçmeyerek, ihtar tarihinden itibaren 5 gün içinde ihtarnameye konu temerrüde düşen borçlarınızın ödenmemesi halinde, yukarıda belirtilen </w:t>
       </w:r>
       <w:r>
         <w:rPr>
@@ -1231,51 +1336,14 @@
           <w:sz w:val="24"/>
           <w:szCs w:val="24"/>
         </w:rPr>
-        <w:t>0 gün</w:t>
-      </w:r>
-      <w:r>
-        <w:rPr>
-          <w:b/>
-          <w:bCs/>
-          <w:sz w:val="24"/>
-          <w:szCs w:val="24"/>
-        </w:rPr>
-        <w:t>ü</w:t>
-      </w:r>
-      <w:r>
-        <w:rPr>
-          <w:sz w:val="24"/>
-          <w:szCs w:val="24"/>
-        </w:rPr>
-        <w:t xml:space="preserve"> bekle</w:t>
-      </w:r>
-      <w:r>
-        <w:rPr>
-          <w:sz w:val="24"/>
-          <w:szCs w:val="24"/>
-        </w:rPr>
-        <w:t xml:space="preserve">meden </w:t>
-      </w:r>
-      <w:r>
-        <w:rPr>
-          <w:sz w:val="24"/>
-          <w:szCs w:val="24"/>
-        </w:rPr>
-        <w:t xml:space="preserve">bu alacağımızın </w:t>
-      </w:r>
-      <w:r>
-        <w:rPr>
-          <w:sz w:val="24"/>
-          <w:szCs w:val="24"/>
-        </w:rPr>
-        <w:t>tahsili için yasal yollara müracaat ed</w:t>
-      </w:r>
-      <w:r>
-        <w:rPr>
-          <w:sz w:val="24"/>
-          <w:szCs w:val="24"/>
-        </w:rPr>
-        <w:t>e</w:t>
+        <w:t>0 günü</w:t>
+      </w:r>
+      <w:r>
+        <w:rPr>
+          <w:sz w:val="24"/>
+          <w:szCs w:val="24"/>
+        </w:rPr>
+        <w:t xml:space="preserve"> beklemeden bu alacağımızın tahsili için yasal yollara müracaat ede</w:t>
       </w:r>
       <w:r>
         <w:rPr>
@@ -1329,14 +1397,7 @@
           <w:sz w:val="24"/>
           <w:szCs w:val="24"/>
         </w:rPr>
-        <w:t>şekilde seçe</w:t>
-      </w:r>
-      <w:r>
-        <w:rPr>
-          <w:sz w:val="24"/>
-          <w:szCs w:val="24"/>
-        </w:rPr>
-        <w:t>rek uygula</w:t>
+        <w:t>şekilde seçerek uygula</w:t>
       </w:r>
       <w:r>
         <w:rPr>
@@ -1360,6 +1421,7 @@
           <w:szCs w:val="24"/>
         </w:rPr>
       </w:pPr>
+      <w:proofErr w:type="gramStart"/>
       <w:r>
         <w:rPr>
           <w:sz w:val="24"/>
@@ -1372,7 +1434,15 @@
           <w:sz w:val="24"/>
           <w:szCs w:val="24"/>
         </w:rPr>
-        <w:t>htar ve ihbar ederiz.</w:t>
+        <w:t>htar</w:t>
+      </w:r>
+      <w:proofErr w:type="gramEnd"/>
+      <w:r>
+        <w:rPr>
+          <w:sz w:val="24"/>
+          <w:szCs w:val="24"/>
+        </w:rPr>
+        <w:t xml:space="preserve"> ve ihbar ederiz.</w:t>
       </w:r>
     </w:p>
     <w:p>
@@ -1398,8 +1468,159 @@
     </w:p>
     <w:p>
       <w:pPr>
+        <w:pStyle w:val="Normal20"/>
+        <w:ind w:left="6372" w:firstLine="708"/>
+        <w:jc w:val="both"/>
+        <w:rPr>
+          <w:sz w:val="24"/>
+          <w:szCs w:val="24"/>
+        </w:rPr>
+      </w:pPr>
+      <w:r>
+        <w:rPr>
+          <w:sz w:val="24"/>
+          <w:szCs w:val="24"/>
+        </w:rPr>
+        <w:t>Keşideci</w:t>
+      </w:r>
+    </w:p>
+    <w:p>
+      <w:pPr>
+        <w:pStyle w:val="Normal20"/>
+        <w:jc w:val="both"/>
+        <w:rPr>
+          <w:sz w:val="24"/>
+          <w:szCs w:val="24"/>
+        </w:rPr>
+      </w:pPr>
+      <w:r>
+        <w:rPr>
+          <w:sz w:val="24"/>
+          <w:szCs w:val="24"/>
+        </w:rPr>
+        <w:t xml:space="preserve">                                                                                                   </w:t>
+      </w:r>
+      <w:r>
+        <w:rPr>
+          <w:sz w:val="24"/>
+          <w:szCs w:val="24"/>
+        </w:rPr>
+        <w:t>ARI</w:t>
+      </w:r>
+      <w:r>
+        <w:rPr>
+          <w:sz w:val="24"/>
+          <w:szCs w:val="24"/>
+        </w:rPr>
+        <w:t xml:space="preserve"> </w:t>
+      </w:r>
+      <w:r>
+        <w:rPr>
+          <w:sz w:val="24"/>
+          <w:szCs w:val="24"/>
+        </w:rPr>
+        <w:t>FİNANSAL KİRALAMA</w:t>
+      </w:r>
+      <w:r>
+        <w:rPr>
+          <w:sz w:val="24"/>
+          <w:szCs w:val="24"/>
+        </w:rPr>
+        <w:t xml:space="preserve"> </w:t>
+      </w:r>
+      <w:r>
+        <w:rPr>
+          <w:sz w:val="24"/>
+          <w:szCs w:val="24"/>
+        </w:rPr>
+        <w:t xml:space="preserve">A.Ş. </w:t>
+      </w:r>
+    </w:p>
+    <w:p>
+      <w:pPr>
+        <w:pStyle w:val="Normal20"/>
+        <w:jc w:val="both"/>
+        <w:rPr>
+          <w:sz w:val="24"/>
+          <w:szCs w:val="24"/>
+        </w:rPr>
+      </w:pPr>
+    </w:p>
+    <w:p>
+      <w:pPr>
+        <w:pStyle w:val="Normal20"/>
+        <w:jc w:val="both"/>
+        <w:rPr>
+          <w:sz w:val="24"/>
+          <w:szCs w:val="24"/>
+        </w:rPr>
+      </w:pPr>
+    </w:p>
+    <w:p>
+      <w:pPr>
+        <w:pStyle w:val="Normal20"/>
+        <w:jc w:val="both"/>
+        <w:rPr>
+          <w:sz w:val="24"/>
+          <w:szCs w:val="24"/>
+        </w:rPr>
+      </w:pPr>
+    </w:p>
+    <w:p>
+      <w:pPr>
+        <w:pStyle w:val="Normal20"/>
+        <w:jc w:val="both"/>
+        <w:rPr>
+          <w:sz w:val="24"/>
+          <w:szCs w:val="24"/>
+        </w:rPr>
+      </w:pPr>
+    </w:p>
+    <w:p>
+      <w:pPr>
+        <w:pStyle w:val="Normal20"/>
+        <w:jc w:val="both"/>
+        <w:rPr>
+          <w:sz w:val="24"/>
+          <w:szCs w:val="24"/>
+        </w:rPr>
+      </w:pPr>
+    </w:p>
+    <w:p>
+      <w:pPr>
+        <w:pStyle w:val="Normal20"/>
+        <w:widowControl w:val="0"/>
+        <w:autoSpaceDE w:val="0"/>
+        <w:autoSpaceDN w:val="0"/>
+        <w:adjustRightInd w:val="0"/>
+        <w:ind w:left="5238" w:right="-20"/>
+        <w:rPr>
+          <w:sz w:val="24"/>
+          <w:szCs w:val="24"/>
+        </w:rPr>
+      </w:pPr>
+    </w:p>
+    <w:p>
+      <w:pPr>
         <w:pStyle w:val="Normal2"/>
-        <w:ind w:left="7080" w:firstLine="708"/>
+        <w:rPr>
+          <w:sz w:val="24"/>
+          <w:szCs w:val="24"/>
+        </w:rPr>
+      </w:pPr>
+    </w:p>
+    <w:p>
+      <w:pPr>
+        <w:pStyle w:val="Normal2"/>
+        <w:rPr>
+          <w:sz w:val="24"/>
+          <w:szCs w:val="24"/>
+        </w:rPr>
+      </w:pPr>
+    </w:p>
+    <w:p>
+      <w:pPr>
+        <w:pStyle w:val="Normal200"/>
         <w:jc w:val="both"/>
         <w:rPr>
           <w:sz w:val="24"/>
@@ -1411,36 +1632,35 @@
           <w:sz w:val="24"/>
           <w:szCs w:val="24"/>
         </w:rPr>
-        <w:t>Keşideci</w:t>
-      </w:r>
-    </w:p>
-    <w:p>
-      <w:pPr>
-        <w:pStyle w:val="Normal2"/>
-        <w:ind w:left="5664"/>
+        <w:t xml:space="preserve">Sayın Noter, </w:t>
+      </w:r>
+    </w:p>
+    <w:p>
+      <w:pPr>
+        <w:pStyle w:val="Normal200"/>
         <w:jc w:val="both"/>
         <w:rPr>
           <w:sz w:val="24"/>
           <w:szCs w:val="24"/>
         </w:rPr>
       </w:pPr>
-      <w:r>
-        <w:rPr>
-          <w:sz w:val="24"/>
-          <w:szCs w:val="24"/>
-        </w:rPr>
-        <w:t xml:space="preserve">ARI FİNANSAL KİRALAMA A.Ş. </w:t>
-      </w:r>
-    </w:p>
-    <w:p>
-      <w:pPr>
-        <w:pStyle w:val="Normal2"/>
+    </w:p>
+    <w:p>
+      <w:pPr>
+        <w:pStyle w:val="Normal200"/>
         <w:jc w:val="both"/>
         <w:rPr>
           <w:sz w:val="24"/>
           <w:szCs w:val="24"/>
         </w:rPr>
       </w:pPr>
+      <w:r>
+        <w:rPr>
+          <w:sz w:val="24"/>
+          <w:szCs w:val="24"/>
+        </w:rPr>
+        <w:t>3 nüshadan ibaret işbu ihtarnamenin bir suretini karşı tarafa e-tebligat yoksa hızlı posta ile tebliğini, tebliğ şerhi taşıyan bir suretinin tarafıma verilmesini, diğer suretinin dairenizde saklanmasını saygılarımla talep ederim.</w:t>
+      </w:r>
     </w:p>
     <w:p>
       <w:pPr>
@@ -1497,6 +1717,7 @@
         </w:rPr>
       </w:pPr>
     </w:p>
+    <w:p/>
     <w:sectPr>
       <w:pgSz w:w="11906" w:h="16838"/>
       <w:pgMar w:top="1417" w:right="1133" w:bottom="1417" w:left="1134" w:header="708" w:footer="708" w:gutter="0"/>
@@ -2577,6 +2798,16 @@
       <w:szCs w:val="24"/>
     </w:rPr>
   </w:style>
+  <w:style w:type="paragraph" w:customStyle="1" w:styleId="Normal20">
+    <w:name w:val="Normal_2_0"/>
+    <w:qFormat/>
+    <w:rsid w:val="00C12249"/>
+  </w:style>
+  <w:style w:type="paragraph" w:customStyle="1" w:styleId="Normal200">
+    <w:name w:val="Normal_2_0_0"/>
+    <w:qFormat/>
+    <w:rsid w:val="00C12249"/>
+  </w:style>
 </w:styles>
 </file>
 
